--- a/word/posture_professionnelle_vision_eleve.docx
+++ b/word/posture_professionnelle_vision_eleve.docx
@@ -187,7 +187,7 @@
         <w:t xml:space="preserve">Format recommandé : </w:t>
       </w:r>
       <w:r>
-        <w:t xml:space="preserve">journée pédagogique, conseil de direction, ou atelier du Pool Bien-être, en petits groupes de 4 à 6 personnes puis mise en commun.</w:t>
+        <w:t xml:space="preserve">journée pédagogique, conseil de direction, ou atelier de formation continue, en petits groupes de 4 à 6 personnes puis mise en commun.</w:t>
       </w:r>
     </w:p>
     <w:p>
